--- a/Leads/Juchem-Korrespondenz/Meetings/Zusammenfassung Prozessia X Juchem 29.docx
+++ b/Leads/Juchem-Korrespondenz/Meetings/Zusammenfassung Prozessia X Juchem 29.docx
@@ -452,20 +452,74 @@
           <w:lang w:eastAsia="de-DE"/>
           <w14:ligatures w14:val="none"/>
         </w:rPr>
-        <w:t>Bestellung:</w:t>
-      </w:r>
-      <w:r>
-        <w:rPr>
-          <w:rFonts w:ascii="Arial" w:eastAsia="Times New Roman" w:hAnsi="Arial" w:cs="Times New Roman"/>
-          <w:color w:val="000000"/>
-          <w:spacing w:val="-2"/>
-          <w:kern w:val="0"/>
-          <w:sz w:val="21"/>
-          <w:szCs w:val="21"/>
-          <w:lang w:eastAsia="de-DE"/>
-          <w14:ligatures w14:val="none"/>
-        </w:rPr>
-        <w:t> Erfolgt über Ihr ERP-System Infor.</w:t>
+        <w:t>Auftragsbestätigung:</w:t>
+      </w:r>
+      <w:r>
+        <w:rPr>
+          <w:rFonts w:ascii="Arial" w:eastAsia="Times New Roman" w:hAnsi="Arial" w:cs="Times New Roman"/>
+          <w:color w:val="000000"/>
+          <w:spacing w:val="-2"/>
+          <w:kern w:val="0"/>
+          <w:sz w:val="21"/>
+          <w:szCs w:val="21"/>
+          <w:lang w:eastAsia="de-DE"/>
+          <w14:ligatures w14:val="none"/>
+        </w:rPr>
+        <w:t> Der Agent vergleicht Preis, Menge</w:t>
+      </w:r>
+      <w:r>
+        <w:rPr>
+          <w:rFonts w:ascii="Arial" w:eastAsia="Times New Roman" w:hAnsi="Arial" w:cs="Times New Roman"/>
+          <w:color w:val="000000"/>
+          <w:spacing w:val="-2"/>
+          <w:kern w:val="0"/>
+          <w:sz w:val="21"/>
+          <w:szCs w:val="21"/>
+          <w:lang w:eastAsia="de-DE"/>
+          <w14:ligatures w14:val="none"/>
+        </w:rPr>
+        <w:t xml:space="preserve"> und Liefertermin</w:t>
+      </w:r>
+      <w:r>
+        <w:rPr>
+          <w:rFonts w:ascii="Arial" w:eastAsia="Times New Roman" w:hAnsi="Arial" w:cs="Times New Roman"/>
+          <w:color w:val="000000"/>
+          <w:spacing w:val="-2"/>
+          <w:kern w:val="0"/>
+          <w:sz w:val="21"/>
+          <w:szCs w:val="21"/>
+          <w:lang w:eastAsia="de-DE"/>
+          <w14:ligatures w14:val="none"/>
+        </w:rPr>
+        <w:t xml:space="preserve"> </w:t>
+      </w:r>
+      <w:proofErr w:type="spellStart"/>
+      <w:r>
+        <w:rPr>
+          <w:rFonts w:ascii="Arial" w:eastAsia="Times New Roman" w:hAnsi="Arial" w:cs="Times New Roman"/>
+          <w:color w:val="000000"/>
+          <w:spacing w:val="-2"/>
+          <w:kern w:val="0"/>
+          <w:sz w:val="21"/>
+          <w:szCs w:val="21"/>
+          <w:lang w:eastAsia="de-DE"/>
+          <w14:ligatures w14:val="none"/>
+        </w:rPr>
+        <w:t>und</w:t>
+      </w:r>
+      <w:proofErr w:type="spellEnd"/>
+      <w:r>
+        <w:rPr>
+          <w:rFonts w:ascii="Arial" w:eastAsia="Times New Roman" w:hAnsi="Arial" w:cs="Times New Roman"/>
+          <w:color w:val="000000"/>
+          <w:spacing w:val="-2"/>
+          <w:kern w:val="0"/>
+          <w:sz w:val="21"/>
+          <w:szCs w:val="21"/>
+          <w:lang w:eastAsia="de-DE"/>
+          <w14:ligatures w14:val="none"/>
+        </w:rPr>
+        <w:t xml:space="preserve"> weitere Details der eingehenden AB mit der Bestellung. Bei Abweichungen wird automatisch der Lieferant benachrichtigt.</w:t>
       </w:r>
     </w:p>
     <w:p>
@@ -507,20 +561,46 @@
           <w:lang w:eastAsia="de-DE"/>
           <w14:ligatures w14:val="none"/>
         </w:rPr>
-        <w:t>Auftragsbestätigung:</w:t>
-      </w:r>
-      <w:r>
-        <w:rPr>
-          <w:rFonts w:ascii="Arial" w:eastAsia="Times New Roman" w:hAnsi="Arial" w:cs="Times New Roman"/>
-          <w:color w:val="000000"/>
-          <w:spacing w:val="-2"/>
-          <w:kern w:val="0"/>
-          <w:sz w:val="21"/>
-          <w:szCs w:val="21"/>
-          <w:lang w:eastAsia="de-DE"/>
-          <w14:ligatures w14:val="none"/>
-        </w:rPr>
-        <w:t> Der Agent vergleicht Preis, Menge und weitere Details der eingehenden AB mit der Bestellung. Bei Abweichungen wird automatisch der Lieferant benachrichtigt.</w:t>
+        <w:t>Dokumente/Zertifikate:</w:t>
+      </w:r>
+      <w:r>
+        <w:rPr>
+          <w:rFonts w:ascii="Arial" w:eastAsia="Times New Roman" w:hAnsi="Arial" w:cs="Times New Roman"/>
+          <w:color w:val="000000"/>
+          <w:spacing w:val="-2"/>
+          <w:kern w:val="0"/>
+          <w:sz w:val="21"/>
+          <w:szCs w:val="21"/>
+          <w:lang w:eastAsia="de-DE"/>
+          <w14:ligatures w14:val="none"/>
+        </w:rPr>
+        <w:t xml:space="preserve"> Lieferscheine, Dokumente und </w:t>
+      </w:r>
+      <w:r>
+        <w:rPr>
+          <w:rFonts w:ascii="Arial" w:eastAsia="Times New Roman" w:hAnsi="Arial" w:cs="Times New Roman"/>
+          <w:color w:val="000000"/>
+          <w:spacing w:val="-2"/>
+          <w:kern w:val="0"/>
+          <w:sz w:val="21"/>
+          <w:szCs w:val="21"/>
+          <w:lang w:eastAsia="de-DE"/>
+          <w14:ligatures w14:val="none"/>
+        </w:rPr>
+        <w:t>Analysez</w:t>
+      </w:r>
+      <w:r>
+        <w:rPr>
+          <w:rFonts w:ascii="Arial" w:eastAsia="Times New Roman" w:hAnsi="Arial" w:cs="Times New Roman"/>
+          <w:color w:val="000000"/>
+          <w:spacing w:val="-2"/>
+          <w:kern w:val="0"/>
+          <w:sz w:val="21"/>
+          <w:szCs w:val="21"/>
+          <w:lang w:eastAsia="de-DE"/>
+          <w14:ligatures w14:val="none"/>
+        </w:rPr>
+        <w:t>ertifikate werden vorab beim Lieferanten angefordert. Fehlen sie, ordert der Agent automatisch nach.</w:t>
       </w:r>
     </w:p>
     <w:p>
@@ -562,20 +642,20 @@
           <w:lang w:eastAsia="de-DE"/>
           <w14:ligatures w14:val="none"/>
         </w:rPr>
-        <w:t>Dokumente/Zertifikate:</w:t>
-      </w:r>
-      <w:r>
-        <w:rPr>
-          <w:rFonts w:ascii="Arial" w:eastAsia="Times New Roman" w:hAnsi="Arial" w:cs="Times New Roman"/>
-          <w:color w:val="000000"/>
-          <w:spacing w:val="-2"/>
-          <w:kern w:val="0"/>
-          <w:sz w:val="21"/>
-          <w:szCs w:val="21"/>
-          <w:lang w:eastAsia="de-DE"/>
-          <w14:ligatures w14:val="none"/>
-        </w:rPr>
-        <w:t> Lieferscheine, Dokumente und Zertifikate werden vorab beim Lieferanten angefordert. Fehlen sie, ordert der Agent automatisch nach.</w:t>
+        <w:t>Wareneingang:</w:t>
+      </w:r>
+      <w:r>
+        <w:rPr>
+          <w:rFonts w:ascii="Arial" w:eastAsia="Times New Roman" w:hAnsi="Arial" w:cs="Times New Roman"/>
+          <w:color w:val="000000"/>
+          <w:spacing w:val="-2"/>
+          <w:kern w:val="0"/>
+          <w:sz w:val="21"/>
+          <w:szCs w:val="21"/>
+          <w:lang w:eastAsia="de-DE"/>
+          <w14:ligatures w14:val="none"/>
+        </w:rPr>
+        <w:t> Der Agent prüft, ob die Ware rechtzeitig ankommt, und eskaliert bei Verzögerung oder Unvollständigkeit.</w:t>
       </w:r>
     </w:p>
     <w:p>
@@ -617,61 +697,6 @@
           <w:lang w:eastAsia="de-DE"/>
           <w14:ligatures w14:val="none"/>
         </w:rPr>
-        <w:t>Wareneingang:</w:t>
-      </w:r>
-      <w:r>
-        <w:rPr>
-          <w:rFonts w:ascii="Arial" w:eastAsia="Times New Roman" w:hAnsi="Arial" w:cs="Times New Roman"/>
-          <w:color w:val="000000"/>
-          <w:spacing w:val="-2"/>
-          <w:kern w:val="0"/>
-          <w:sz w:val="21"/>
-          <w:szCs w:val="21"/>
-          <w:lang w:eastAsia="de-DE"/>
-          <w14:ligatures w14:val="none"/>
-        </w:rPr>
-        <w:t> Der Agent prüft, ob die Ware rechtzeitig ankommt, und eskaliert bei Verzögerung oder Unvollständigkeit.</w:t>
-      </w:r>
-    </w:p>
-    <w:p>
-      <w:pPr>
-        <w:numPr>
-          <w:ilvl w:val="0"/>
-          <w:numId w:val="1"/>
-        </w:numPr>
-        <w:pBdr>
-          <w:top w:val="single" w:sz="2" w:space="0" w:color="E7E7EE"/>
-          <w:left w:val="single" w:sz="2" w:space="0" w:color="E7E7EE"/>
-          <w:bottom w:val="single" w:sz="2" w:space="0" w:color="E7E7EE"/>
-          <w:right w:val="single" w:sz="2" w:space="0" w:color="E7E7EE"/>
-        </w:pBdr>
-        <w:shd w:val="clear" w:color="auto" w:fill="FDFDFD"/>
-        <w:spacing w:after="0" w:line="240" w:lineRule="auto"/>
-        <w:rPr>
-          <w:rFonts w:ascii="Arial" w:eastAsia="Times New Roman" w:hAnsi="Arial" w:cs="Times New Roman"/>
-          <w:color w:val="000000"/>
-          <w:spacing w:val="-2"/>
-          <w:kern w:val="0"/>
-          <w:sz w:val="21"/>
-          <w:szCs w:val="21"/>
-          <w:lang w:eastAsia="de-DE"/>
-          <w14:ligatures w14:val="none"/>
-        </w:rPr>
-      </w:pPr>
-      <w:r>
-        <w:rPr>
-          <w:rFonts w:ascii="Arial" w:eastAsia="Times New Roman" w:hAnsi="Arial" w:cs="Times New Roman"/>
-          <w:b/>
-          <w:bCs/>
-          <w:color w:val="000000"/>
-          <w:spacing w:val="-2"/>
-          <w:kern w:val="0"/>
-          <w:sz w:val="21"/>
-          <w:szCs w:val="21"/>
-          <w:bdr w:val="single" w:sz="2" w:space="0" w:color="E7E7EE" w:frame="1"/>
-          <w:lang w:eastAsia="de-DE"/>
-          <w14:ligatures w14:val="none"/>
-        </w:rPr>
         <w:t>Rechnungsprüfung:</w:t>
       </w:r>
       <w:r>
@@ -685,7 +710,20 @@
           <w:lang w:eastAsia="de-DE"/>
           <w14:ligatures w14:val="none"/>
         </w:rPr>
-        <w:t> Abgleich der eingehenden Rechnung mit Bestellung/ERP-Daten auf Preis-, Mengen- und Konditionsabweichungen.</w:t>
+        <w:t> </w:t>
+      </w:r>
+      <w:r>
+        <w:rPr>
+          <w:rFonts w:ascii="Arial" w:eastAsia="Times New Roman" w:hAnsi="Arial" w:cs="Times New Roman"/>
+          <w:color w:val="000000"/>
+          <w:spacing w:val="-2"/>
+          <w:kern w:val="0"/>
+          <w:sz w:val="21"/>
+          <w:szCs w:val="21"/>
+          <w:lang w:eastAsia="de-DE"/>
+          <w14:ligatures w14:val="none"/>
+        </w:rPr>
+        <w:t>Auf Vollständigkeit prüfen.</w:t>
       </w:r>
     </w:p>
     <w:p>
